--- a/docs/FHIR_دليل_التكامل_العملي.docx
+++ b/docs/FHIR_دليل_التكامل_العملي.docx
@@ -2465,6 +2465,54 @@
     </w:p>
     <w:p>
       <w:pPr>
+        <w:pStyle w:val="Normal"/>
+        <w:spacing w:before="100" w:after="0"/>
+        <w:rPr/>
+      </w:pPr>
+      <w:r>
+        <w:rPr>
+          <w:rtl w:val="true"/>
+        </w:rPr>
+      </w:r>
+    </w:p>
+    <w:p>
+      <w:pPr>
+        <w:pStyle w:val="Normal"/>
+        <w:spacing w:before="100" w:after="0"/>
+        <w:rPr/>
+      </w:pPr>
+      <w:r>
+        <w:rPr>
+          <w:rtl w:val="true"/>
+        </w:rPr>
+      </w:r>
+    </w:p>
+    <w:p>
+      <w:pPr>
+        <w:pStyle w:val="Normal"/>
+        <w:spacing w:before="100" w:after="0"/>
+        <w:rPr/>
+      </w:pPr>
+      <w:r>
+        <w:rPr>
+          <w:rtl w:val="true"/>
+        </w:rPr>
+      </w:r>
+    </w:p>
+    <w:p>
+      <w:pPr>
+        <w:pStyle w:val="Normal"/>
+        <w:spacing w:before="100" w:after="0"/>
+        <w:rPr/>
+      </w:pPr>
+      <w:r>
+        <w:rPr>
+          <w:rtl w:val="true"/>
+        </w:rPr>
+      </w:r>
+    </w:p>
+    <w:p>
+      <w:pPr>
         <w:pStyle w:val="Heading2"/>
         <w:pBdr>
           <w:bottom w:val="single" w:sz="8" w:space="0" w:color="0EA5E9"/>
@@ -2823,28 +2871,20 @@
           <w:right w:val="single" w:sz="2" w:space="0" w:color="334155"/>
         </w:pBdr>
         <w:shd w:val="solid" w:color="0F172A"/>
+        <w:bidi w:val="0"/>
         <w:spacing w:before="100" w:after="0"/>
         <w:ind w:start="200" w:end="200"/>
-        <w:rPr/>
-      </w:pPr>
-      <w:r>
-        <w:rPr>
-          <w:rFonts w:eastAsia="Consolas" w:cs="Consolas" w:ascii="Consolas" w:hAnsi="Consolas"/>
-          <w:color w:val="22D3EE"/>
-          <w:sz w:val="18"/>
-          <w:szCs w:val="18"/>
-        </w:rPr>
-        <w:t>curl "https://your-domain/api/fhir/metadata</w:t>
-      </w:r>
-      <w:r>
-        <w:rPr>
-          <w:rFonts w:eastAsia="Consolas" w:cs="Consolas" w:ascii="Consolas" w:hAnsi="Consolas"/>
-          <w:color w:val="22D3EE"/>
-          <w:sz w:val="18"/>
-          <w:szCs w:val="18"/>
-          <w:rtl w:val="true"/>
-        </w:rPr>
-        <w:t>"</w:t>
+        <w:jc w:val="start"/>
+        <w:rPr/>
+      </w:pPr>
+      <w:r>
+        <w:rPr>
+          <w:rFonts w:eastAsia="Consolas" w:cs="Consolas" w:ascii="Consolas" w:hAnsi="Consolas"/>
+          <w:color w:val="22D3EE"/>
+          <w:sz w:val="18"/>
+          <w:szCs w:val="18"/>
+        </w:rPr>
+        <w:t>curl "https://your-domain/api/fhir/metadata"</w:t>
       </w:r>
     </w:p>
     <w:p>
@@ -2903,28 +2943,20 @@
           <w:right w:val="single" w:sz="2" w:space="0" w:color="334155"/>
         </w:pBdr>
         <w:shd w:val="solid" w:color="0F172A"/>
+        <w:bidi w:val="0"/>
         <w:spacing w:before="100" w:after="0"/>
         <w:ind w:start="200" w:end="200"/>
-        <w:rPr/>
-      </w:pPr>
-      <w:r>
-        <w:rPr>
-          <w:rFonts w:eastAsia="Consolas" w:cs="Consolas" w:ascii="Consolas" w:hAnsi="Consolas"/>
-          <w:color w:val="22D3EE"/>
-          <w:sz w:val="18"/>
-          <w:szCs w:val="18"/>
-        </w:rPr>
-        <w:t>curl "https://your-domain/api/fhir/.well-known/smart-configuration</w:t>
-      </w:r>
-      <w:r>
-        <w:rPr>
-          <w:rFonts w:eastAsia="Consolas" w:cs="Consolas" w:ascii="Consolas" w:hAnsi="Consolas"/>
-          <w:color w:val="22D3EE"/>
-          <w:sz w:val="18"/>
-          <w:szCs w:val="18"/>
-          <w:rtl w:val="true"/>
-        </w:rPr>
-        <w:t>"</w:t>
+        <w:jc w:val="start"/>
+        <w:rPr/>
+      </w:pPr>
+      <w:r>
+        <w:rPr>
+          <w:rFonts w:eastAsia="Consolas" w:cs="Consolas" w:ascii="Consolas" w:hAnsi="Consolas"/>
+          <w:color w:val="22D3EE"/>
+          <w:sz w:val="18"/>
+          <w:szCs w:val="18"/>
+        </w:rPr>
+        <w:t>curl "https://your-domain/api/fhir/.well-known/smart-configuration"</w:t>
       </w:r>
     </w:p>
     <w:p>
@@ -3089,28 +3121,20 @@
           <w:right w:val="single" w:sz="2" w:space="0" w:color="334155"/>
         </w:pBdr>
         <w:shd w:val="solid" w:color="0F172A"/>
+        <w:bidi w:val="0"/>
         <w:spacing w:before="100" w:after="0"/>
         <w:ind w:start="200" w:end="200"/>
-        <w:rPr/>
-      </w:pPr>
-      <w:r>
-        <w:rPr>
-          <w:rFonts w:eastAsia="Consolas" w:cs="Consolas" w:ascii="Consolas" w:hAnsi="Consolas"/>
-          <w:color w:val="22D3EE"/>
-          <w:sz w:val="18"/>
-          <w:szCs w:val="18"/>
-        </w:rPr>
-        <w:t>curl -X POST "https://your-domain/api/fhir/oauth/token</w:t>
-      </w:r>
-      <w:r>
-        <w:rPr>
-          <w:rFonts w:eastAsia="Consolas" w:cs="Consolas" w:ascii="Consolas" w:hAnsi="Consolas"/>
-          <w:color w:val="22D3EE"/>
-          <w:sz w:val="18"/>
-          <w:szCs w:val="18"/>
-          <w:rtl w:val="true"/>
-        </w:rPr>
-        <w:t>" \</w:t>
+        <w:jc w:val="start"/>
+        <w:rPr/>
+      </w:pPr>
+      <w:r>
+        <w:rPr>
+          <w:rFonts w:eastAsia="Consolas" w:cs="Consolas" w:ascii="Consolas" w:hAnsi="Consolas"/>
+          <w:color w:val="22D3EE"/>
+          <w:sz w:val="18"/>
+          <w:szCs w:val="18"/>
+        </w:rPr>
+        <w:t>curl -X POST "https://your-domain/api/fhir/oauth/token" \</w:t>
       </w:r>
     </w:p>
     <w:p>
@@ -3121,8 +3145,10 @@
           <w:right w:val="single" w:sz="2" w:space="0" w:color="334155"/>
         </w:pBdr>
         <w:shd w:val="solid" w:color="0F172A"/>
+        <w:bidi w:val="0"/>
         <w:spacing w:before="0" w:after="0"/>
         <w:ind w:start="200" w:end="200"/>
+        <w:jc w:val="start"/>
         <w:rPr/>
       </w:pPr>
       <w:r>
@@ -3131,7 +3157,6 @@
           <w:color w:val="22D3EE"/>
           <w:sz w:val="18"/>
           <w:szCs w:val="18"/>
-          <w:rtl w:val="true"/>
         </w:rPr>
         <w:t xml:space="preserve">  </w:t>
       </w:r>
@@ -3141,28 +3166,8 @@
           <w:color w:val="22D3EE"/>
           <w:sz w:val="18"/>
           <w:szCs w:val="18"/>
-          <w:rtl w:val="true"/>
-        </w:rPr>
-        <w:t>-</w:t>
-      </w:r>
-      <w:r>
-        <w:rPr>
-          <w:rFonts w:eastAsia="Consolas" w:cs="Consolas" w:ascii="Consolas" w:hAnsi="Consolas"/>
-          <w:color w:val="22D3EE"/>
-          <w:sz w:val="18"/>
-          <w:szCs w:val="18"/>
-        </w:rPr>
-        <w:t>H "Content-Type: application/json</w:t>
-      </w:r>
-      <w:r>
-        <w:rPr>
-          <w:rFonts w:eastAsia="Consolas" w:cs="Consolas" w:ascii="Consolas" w:hAnsi="Consolas"/>
-          <w:color w:val="22D3EE"/>
-          <w:sz w:val="18"/>
-          <w:szCs w:val="18"/>
-          <w:rtl w:val="true"/>
-        </w:rPr>
-        <w:t>" \</w:t>
+        </w:rPr>
+        <w:t>-H "Content-Type: application/json" \</w:t>
       </w:r>
     </w:p>
     <w:p>
@@ -3173,8 +3178,10 @@
           <w:right w:val="single" w:sz="2" w:space="0" w:color="334155"/>
         </w:pBdr>
         <w:shd w:val="solid" w:color="0F172A"/>
+        <w:bidi w:val="0"/>
         <w:spacing w:before="0" w:after="0"/>
         <w:ind w:start="200" w:end="200"/>
+        <w:jc w:val="start"/>
         <w:rPr/>
       </w:pPr>
       <w:r>
@@ -3183,7 +3190,6 @@
           <w:color w:val="22D3EE"/>
           <w:sz w:val="18"/>
           <w:szCs w:val="18"/>
-          <w:rtl w:val="true"/>
         </w:rPr>
         <w:t xml:space="preserve">  </w:t>
       </w:r>
@@ -3193,28 +3199,8 @@
           <w:color w:val="22D3EE"/>
           <w:sz w:val="18"/>
           <w:szCs w:val="18"/>
-          <w:rtl w:val="true"/>
-        </w:rPr>
-        <w:t>-</w:t>
-      </w:r>
-      <w:r>
-        <w:rPr>
-          <w:rFonts w:eastAsia="Consolas" w:cs="Consolas" w:ascii="Consolas" w:hAnsi="Consolas"/>
-          <w:color w:val="22D3EE"/>
-          <w:sz w:val="18"/>
-          <w:szCs w:val="18"/>
-        </w:rPr>
-        <w:t>d</w:t>
-      </w:r>
-      <w:r>
-        <w:rPr>
-          <w:rFonts w:eastAsia="Consolas" w:cs="Consolas" w:ascii="Consolas" w:hAnsi="Consolas"/>
-          <w:color w:val="22D3EE"/>
-          <w:sz w:val="18"/>
-          <w:szCs w:val="18"/>
-          <w:rtl w:val="true"/>
-        </w:rPr>
-        <w:t xml:space="preserve"> '{</w:t>
+        </w:rPr>
+        <w:t>-d '{</w:t>
       </w:r>
     </w:p>
     <w:p>
@@ -3225,8 +3211,10 @@
           <w:right w:val="single" w:sz="2" w:space="0" w:color="334155"/>
         </w:pBdr>
         <w:shd w:val="solid" w:color="0F172A"/>
+        <w:bidi w:val="0"/>
         <w:spacing w:before="0" w:after="0"/>
         <w:ind w:start="200" w:end="200"/>
+        <w:jc w:val="start"/>
         <w:rPr/>
       </w:pPr>
       <w:r>
@@ -3235,7 +3223,6 @@
           <w:color w:val="22D3EE"/>
           <w:sz w:val="18"/>
           <w:szCs w:val="18"/>
-          <w:rtl w:val="true"/>
         </w:rPr>
         <w:t xml:space="preserve">    </w:t>
       </w:r>
@@ -3245,28 +3232,8 @@
           <w:color w:val="22D3EE"/>
           <w:sz w:val="18"/>
           <w:szCs w:val="18"/>
-          <w:rtl w:val="true"/>
-        </w:rPr>
-        <w:t>"</w:t>
-      </w:r>
-      <w:r>
-        <w:rPr>
-          <w:rFonts w:eastAsia="Consolas" w:cs="Consolas" w:ascii="Consolas" w:hAnsi="Consolas"/>
-          <w:color w:val="22D3EE"/>
-          <w:sz w:val="18"/>
-          <w:szCs w:val="18"/>
-        </w:rPr>
-        <w:t>grant_type": "client_credentials</w:t>
-      </w:r>
-      <w:r>
-        <w:rPr>
-          <w:rFonts w:eastAsia="Consolas" w:cs="Consolas" w:ascii="Consolas" w:hAnsi="Consolas"/>
-          <w:color w:val="22D3EE"/>
-          <w:sz w:val="18"/>
-          <w:szCs w:val="18"/>
-          <w:rtl w:val="true"/>
-        </w:rPr>
-        <w:t>",</w:t>
+        </w:rPr>
+        <w:t>"grant_type": "client_credentials",</w:t>
       </w:r>
     </w:p>
     <w:p>
@@ -3277,8 +3244,10 @@
           <w:right w:val="single" w:sz="2" w:space="0" w:color="334155"/>
         </w:pBdr>
         <w:shd w:val="solid" w:color="0F172A"/>
+        <w:bidi w:val="0"/>
         <w:spacing w:before="0" w:after="0"/>
         <w:ind w:start="200" w:end="200"/>
+        <w:jc w:val="start"/>
         <w:rPr/>
       </w:pPr>
       <w:r>
@@ -3287,7 +3256,6 @@
           <w:color w:val="22D3EE"/>
           <w:sz w:val="18"/>
           <w:szCs w:val="18"/>
-          <w:rtl w:val="true"/>
         </w:rPr>
         <w:t xml:space="preserve">    </w:t>
       </w:r>
@@ -3297,28 +3265,8 @@
           <w:color w:val="22D3EE"/>
           <w:sz w:val="18"/>
           <w:szCs w:val="18"/>
-          <w:rtl w:val="true"/>
-        </w:rPr>
-        <w:t>"</w:t>
-      </w:r>
-      <w:r>
-        <w:rPr>
-          <w:rFonts w:eastAsia="Consolas" w:cs="Consolas" w:ascii="Consolas" w:hAnsi="Consolas"/>
-          <w:color w:val="22D3EE"/>
-          <w:sz w:val="18"/>
-          <w:szCs w:val="18"/>
-        </w:rPr>
-        <w:t>client_id": "enterprise_fhir_client</w:t>
-      </w:r>
-      <w:r>
-        <w:rPr>
-          <w:rFonts w:eastAsia="Consolas" w:cs="Consolas" w:ascii="Consolas" w:hAnsi="Consolas"/>
-          <w:color w:val="22D3EE"/>
-          <w:sz w:val="18"/>
-          <w:szCs w:val="18"/>
-          <w:rtl w:val="true"/>
-        </w:rPr>
-        <w:t>",</w:t>
+        </w:rPr>
+        <w:t>"client_id": "enterprise_fhir_client",</w:t>
       </w:r>
     </w:p>
     <w:p>
@@ -3329,8 +3277,10 @@
           <w:right w:val="single" w:sz="2" w:space="0" w:color="334155"/>
         </w:pBdr>
         <w:shd w:val="solid" w:color="0F172A"/>
+        <w:bidi w:val="0"/>
         <w:spacing w:before="0" w:after="0"/>
         <w:ind w:start="200" w:end="200"/>
+        <w:jc w:val="start"/>
         <w:rPr/>
       </w:pPr>
       <w:r>
@@ -3339,7 +3289,6 @@
           <w:color w:val="22D3EE"/>
           <w:sz w:val="18"/>
           <w:szCs w:val="18"/>
-          <w:rtl w:val="true"/>
         </w:rPr>
         <w:t xml:space="preserve">    </w:t>
       </w:r>
@@ -3349,28 +3298,8 @@
           <w:color w:val="22D3EE"/>
           <w:sz w:val="18"/>
           <w:szCs w:val="18"/>
-          <w:rtl w:val="true"/>
-        </w:rPr>
-        <w:t>"</w:t>
-      </w:r>
-      <w:r>
-        <w:rPr>
-          <w:rFonts w:eastAsia="Consolas" w:cs="Consolas" w:ascii="Consolas" w:hAnsi="Consolas"/>
-          <w:color w:val="22D3EE"/>
-          <w:sz w:val="18"/>
-          <w:szCs w:val="18"/>
-        </w:rPr>
-        <w:t>client_secret": "YOUR_SECRET</w:t>
-      </w:r>
-      <w:r>
-        <w:rPr>
-          <w:rFonts w:eastAsia="Consolas" w:cs="Consolas" w:ascii="Consolas" w:hAnsi="Consolas"/>
-          <w:color w:val="22D3EE"/>
-          <w:sz w:val="18"/>
-          <w:szCs w:val="18"/>
-          <w:rtl w:val="true"/>
-        </w:rPr>
-        <w:t>",</w:t>
+        </w:rPr>
+        <w:t>"client_secret": "YOUR_SECRET",</w:t>
       </w:r>
     </w:p>
     <w:p>
@@ -3381,8 +3310,10 @@
           <w:right w:val="single" w:sz="2" w:space="0" w:color="334155"/>
         </w:pBdr>
         <w:shd w:val="solid" w:color="0F172A"/>
+        <w:bidi w:val="0"/>
         <w:spacing w:before="0" w:after="0"/>
         <w:ind w:start="200" w:end="200"/>
+        <w:jc w:val="start"/>
         <w:rPr/>
       </w:pPr>
       <w:r>
@@ -3391,7 +3322,6 @@
           <w:color w:val="22D3EE"/>
           <w:sz w:val="18"/>
           <w:szCs w:val="18"/>
-          <w:rtl w:val="true"/>
         </w:rPr>
         <w:t xml:space="preserve">    </w:t>
       </w:r>
@@ -3401,28 +3331,8 @@
           <w:color w:val="22D3EE"/>
           <w:sz w:val="18"/>
           <w:szCs w:val="18"/>
-          <w:rtl w:val="true"/>
-        </w:rPr>
-        <w:t>"</w:t>
-      </w:r>
-      <w:r>
-        <w:rPr>
-          <w:rFonts w:eastAsia="Consolas" w:cs="Consolas" w:ascii="Consolas" w:hAnsi="Consolas"/>
-          <w:color w:val="22D3EE"/>
-          <w:sz w:val="18"/>
-          <w:szCs w:val="18"/>
-        </w:rPr>
-        <w:t>scope": "system/*.read system/Observation.write system/Subscription.write</w:t>
-      </w:r>
-      <w:r>
-        <w:rPr>
-          <w:rFonts w:eastAsia="Consolas" w:cs="Consolas" w:ascii="Consolas" w:hAnsi="Consolas"/>
-          <w:color w:val="22D3EE"/>
-          <w:sz w:val="18"/>
-          <w:szCs w:val="18"/>
-          <w:rtl w:val="true"/>
-        </w:rPr>
-        <w:t>"</w:t>
+        </w:rPr>
+        <w:t>"scope": "system/*.read system/Observation.write system/Subscription.write"</w:t>
       </w:r>
     </w:p>
     <w:p>
@@ -3434,8 +3344,10 @@
           <w:right w:val="single" w:sz="2" w:space="0" w:color="334155"/>
         </w:pBdr>
         <w:shd w:val="solid" w:color="0F172A"/>
+        <w:bidi w:val="0"/>
         <w:spacing w:before="0" w:after="0"/>
         <w:ind w:start="200" w:end="200"/>
+        <w:jc w:val="start"/>
         <w:rPr/>
       </w:pPr>
       <w:r>
@@ -3444,7 +3356,6 @@
           <w:color w:val="22D3EE"/>
           <w:sz w:val="18"/>
           <w:szCs w:val="18"/>
-          <w:rtl w:val="true"/>
         </w:rPr>
         <w:t xml:space="preserve">  </w:t>
       </w:r>
@@ -3454,7 +3365,6 @@
           <w:color w:val="22D3EE"/>
           <w:sz w:val="18"/>
           <w:szCs w:val="18"/>
-          <w:rtl w:val="true"/>
         </w:rPr>
         <w:t>}'</w:t>
       </w:r>
@@ -3506,17 +3416,18 @@
           <w:right w:val="single" w:sz="2" w:space="0" w:color="334155"/>
         </w:pBdr>
         <w:shd w:val="solid" w:color="0F172A"/>
+        <w:bidi w:val="0"/>
         <w:spacing w:before="100" w:after="0"/>
         <w:ind w:start="200" w:end="200"/>
-        <w:rPr/>
-      </w:pPr>
-      <w:r>
-        <w:rPr>
-          <w:rFonts w:eastAsia="Consolas" w:cs="Consolas" w:ascii="Consolas" w:hAnsi="Consolas"/>
-          <w:color w:val="22D3EE"/>
-          <w:sz w:val="18"/>
-          <w:szCs w:val="18"/>
-          <w:rtl w:val="true"/>
+        <w:jc w:val="start"/>
+        <w:rPr/>
+      </w:pPr>
+      <w:r>
+        <w:rPr>
+          <w:rFonts w:eastAsia="Consolas" w:cs="Consolas" w:ascii="Consolas" w:hAnsi="Consolas"/>
+          <w:color w:val="22D3EE"/>
+          <w:sz w:val="18"/>
+          <w:szCs w:val="18"/>
         </w:rPr>
         <w:t>{</w:t>
       </w:r>
@@ -3529,8 +3440,10 @@
           <w:right w:val="single" w:sz="2" w:space="0" w:color="334155"/>
         </w:pBdr>
         <w:shd w:val="solid" w:color="0F172A"/>
+        <w:bidi w:val="0"/>
         <w:spacing w:before="0" w:after="0"/>
         <w:ind w:start="200" w:end="200"/>
+        <w:jc w:val="start"/>
         <w:rPr/>
       </w:pPr>
       <w:r>
@@ -3539,7 +3452,6 @@
           <w:color w:val="22D3EE"/>
           <w:sz w:val="18"/>
           <w:szCs w:val="18"/>
-          <w:rtl w:val="true"/>
         </w:rPr>
         <w:t xml:space="preserve">  </w:t>
       </w:r>
@@ -3549,28 +3461,8 @@
           <w:color w:val="22D3EE"/>
           <w:sz w:val="18"/>
           <w:szCs w:val="18"/>
-          <w:rtl w:val="true"/>
-        </w:rPr>
-        <w:t>"</w:t>
-      </w:r>
-      <w:r>
-        <w:rPr>
-          <w:rFonts w:eastAsia="Consolas" w:cs="Consolas" w:ascii="Consolas" w:hAnsi="Consolas"/>
-          <w:color w:val="22D3EE"/>
-          <w:sz w:val="18"/>
-          <w:szCs w:val="18"/>
-        </w:rPr>
-        <w:t>access_token": "eyJhbGciOiJIUzI1NiIs</w:t>
-      </w:r>
-      <w:r>
-        <w:rPr>
-          <w:rFonts w:eastAsia="Consolas" w:cs="Consolas" w:ascii="Consolas" w:hAnsi="Consolas"/>
-          <w:color w:val="22D3EE"/>
-          <w:sz w:val="18"/>
-          <w:szCs w:val="18"/>
-          <w:rtl w:val="true"/>
-        </w:rPr>
-        <w:t>...",</w:t>
+        </w:rPr>
+        <w:t>"access_token": "eyJhbGciOiJIUzI1NiIs...",</w:t>
       </w:r>
     </w:p>
     <w:p>
@@ -3581,8 +3473,10 @@
           <w:right w:val="single" w:sz="2" w:space="0" w:color="334155"/>
         </w:pBdr>
         <w:shd w:val="solid" w:color="0F172A"/>
+        <w:bidi w:val="0"/>
         <w:spacing w:before="0" w:after="0"/>
         <w:ind w:start="200" w:end="200"/>
+        <w:jc w:val="start"/>
         <w:rPr/>
       </w:pPr>
       <w:r>
@@ -3591,7 +3485,6 @@
           <w:color w:val="22D3EE"/>
           <w:sz w:val="18"/>
           <w:szCs w:val="18"/>
-          <w:rtl w:val="true"/>
         </w:rPr>
         <w:t xml:space="preserve">  </w:t>
       </w:r>
@@ -3601,28 +3494,8 @@
           <w:color w:val="22D3EE"/>
           <w:sz w:val="18"/>
           <w:szCs w:val="18"/>
-          <w:rtl w:val="true"/>
-        </w:rPr>
-        <w:t>"</w:t>
-      </w:r>
-      <w:r>
-        <w:rPr>
-          <w:rFonts w:eastAsia="Consolas" w:cs="Consolas" w:ascii="Consolas" w:hAnsi="Consolas"/>
-          <w:color w:val="22D3EE"/>
-          <w:sz w:val="18"/>
-          <w:szCs w:val="18"/>
-        </w:rPr>
-        <w:t>token_type": "Bearer</w:t>
-      </w:r>
-      <w:r>
-        <w:rPr>
-          <w:rFonts w:eastAsia="Consolas" w:cs="Consolas" w:ascii="Consolas" w:hAnsi="Consolas"/>
-          <w:color w:val="22D3EE"/>
-          <w:sz w:val="18"/>
-          <w:szCs w:val="18"/>
-          <w:rtl w:val="true"/>
-        </w:rPr>
-        <w:t>",</w:t>
+        </w:rPr>
+        <w:t>"token_type": "Bearer",</w:t>
       </w:r>
     </w:p>
     <w:p>
@@ -3633,8 +3506,10 @@
           <w:right w:val="single" w:sz="2" w:space="0" w:color="334155"/>
         </w:pBdr>
         <w:shd w:val="solid" w:color="0F172A"/>
+        <w:bidi w:val="0"/>
         <w:spacing w:before="0" w:after="0"/>
         <w:ind w:start="200" w:end="200"/>
+        <w:jc w:val="start"/>
         <w:rPr/>
       </w:pPr>
       <w:r>
@@ -3643,7 +3518,6 @@
           <w:color w:val="22D3EE"/>
           <w:sz w:val="18"/>
           <w:szCs w:val="18"/>
-          <w:rtl w:val="true"/>
         </w:rPr>
         <w:t xml:space="preserve">  </w:t>
       </w:r>
@@ -3653,28 +3527,8 @@
           <w:color w:val="22D3EE"/>
           <w:sz w:val="18"/>
           <w:szCs w:val="18"/>
-          <w:rtl w:val="true"/>
-        </w:rPr>
-        <w:t>"</w:t>
-      </w:r>
-      <w:r>
-        <w:rPr>
-          <w:rFonts w:eastAsia="Consolas" w:cs="Consolas" w:ascii="Consolas" w:hAnsi="Consolas"/>
-          <w:color w:val="22D3EE"/>
-          <w:sz w:val="18"/>
-          <w:szCs w:val="18"/>
-        </w:rPr>
-        <w:t>expires_in": 3600</w:t>
-      </w:r>
-      <w:r>
-        <w:rPr>
-          <w:rFonts w:eastAsia="Consolas" w:cs="Consolas" w:ascii="Consolas" w:hAnsi="Consolas"/>
-          <w:color w:val="22D3EE"/>
-          <w:sz w:val="18"/>
-          <w:szCs w:val="18"/>
-          <w:rtl w:val="true"/>
-        </w:rPr>
-        <w:t>,</w:t>
+        </w:rPr>
+        <w:t>"expires_in": 3600,</w:t>
       </w:r>
     </w:p>
     <w:p>
@@ -3685,8 +3539,10 @@
           <w:right w:val="single" w:sz="2" w:space="0" w:color="334155"/>
         </w:pBdr>
         <w:shd w:val="solid" w:color="0F172A"/>
+        <w:bidi w:val="0"/>
         <w:spacing w:before="0" w:after="0"/>
         <w:ind w:start="200" w:end="200"/>
+        <w:jc w:val="start"/>
         <w:rPr/>
       </w:pPr>
       <w:r>
@@ -3695,7 +3551,6 @@
           <w:color w:val="22D3EE"/>
           <w:sz w:val="18"/>
           <w:szCs w:val="18"/>
-          <w:rtl w:val="true"/>
         </w:rPr>
         <w:t xml:space="preserve">  </w:t>
       </w:r>
@@ -3705,28 +3560,8 @@
           <w:color w:val="22D3EE"/>
           <w:sz w:val="18"/>
           <w:szCs w:val="18"/>
-          <w:rtl w:val="true"/>
-        </w:rPr>
-        <w:t>"</w:t>
-      </w:r>
-      <w:r>
-        <w:rPr>
-          <w:rFonts w:eastAsia="Consolas" w:cs="Consolas" w:ascii="Consolas" w:hAnsi="Consolas"/>
-          <w:color w:val="22D3EE"/>
-          <w:sz w:val="18"/>
-          <w:szCs w:val="18"/>
-        </w:rPr>
-        <w:t>scope": "system/*.read system/Observation.write system/Subscription.write</w:t>
-      </w:r>
-      <w:r>
-        <w:rPr>
-          <w:rFonts w:eastAsia="Consolas" w:cs="Consolas" w:ascii="Consolas" w:hAnsi="Consolas"/>
-          <w:color w:val="22D3EE"/>
-          <w:sz w:val="18"/>
-          <w:szCs w:val="18"/>
-          <w:rtl w:val="true"/>
-        </w:rPr>
-        <w:t>"</w:t>
+        </w:rPr>
+        <w:t>"scope": "system/*.read system/Observation.write system/Subscription.write"</w:t>
       </w:r>
     </w:p>
     <w:p>
@@ -3897,8 +3732,10 @@
           <w:right w:val="single" w:sz="2" w:space="0" w:color="334155"/>
         </w:pBdr>
         <w:shd w:val="solid" w:color="0F172A"/>
+        <w:bidi w:val="0"/>
         <w:spacing w:before="100" w:after="0"/>
         <w:ind w:start="200" w:end="200"/>
+        <w:jc w:val="start"/>
         <w:rPr/>
       </w:pPr>
       <w:r>
@@ -4049,28 +3886,20 @@
           <w:right w:val="single" w:sz="2" w:space="0" w:color="334155"/>
         </w:pBdr>
         <w:shd w:val="solid" w:color="0F172A"/>
+        <w:bidi w:val="0"/>
         <w:spacing w:before="100" w:after="0"/>
         <w:ind w:start="200" w:end="200"/>
-        <w:rPr/>
-      </w:pPr>
-      <w:r>
-        <w:rPr>
-          <w:rFonts w:eastAsia="Consolas" w:cs="Consolas" w:ascii="Consolas" w:hAnsi="Consolas"/>
-          <w:color w:val="22D3EE"/>
-          <w:sz w:val="18"/>
-          <w:szCs w:val="18"/>
-        </w:rPr>
-        <w:t>curl -X POST "https://your-domain/api/fhir/oauth/token</w:t>
-      </w:r>
-      <w:r>
-        <w:rPr>
-          <w:rFonts w:eastAsia="Consolas" w:cs="Consolas" w:ascii="Consolas" w:hAnsi="Consolas"/>
-          <w:color w:val="22D3EE"/>
-          <w:sz w:val="18"/>
-          <w:szCs w:val="18"/>
-          <w:rtl w:val="true"/>
-        </w:rPr>
-        <w:t>" \</w:t>
+        <w:jc w:val="start"/>
+        <w:rPr/>
+      </w:pPr>
+      <w:r>
+        <w:rPr>
+          <w:rFonts w:eastAsia="Consolas" w:cs="Consolas" w:ascii="Consolas" w:hAnsi="Consolas"/>
+          <w:color w:val="22D3EE"/>
+          <w:sz w:val="18"/>
+          <w:szCs w:val="18"/>
+        </w:rPr>
+        <w:t>curl -X POST "https://your-domain/api/fhir/oauth/token" \</w:t>
       </w:r>
     </w:p>
     <w:p>
@@ -4081,8 +3910,10 @@
           <w:right w:val="single" w:sz="2" w:space="0" w:color="334155"/>
         </w:pBdr>
         <w:shd w:val="solid" w:color="0F172A"/>
+        <w:bidi w:val="0"/>
         <w:spacing w:before="0" w:after="0"/>
         <w:ind w:start="200" w:end="200"/>
+        <w:jc w:val="start"/>
         <w:rPr/>
       </w:pPr>
       <w:r>
@@ -4091,7 +3922,6 @@
           <w:color w:val="22D3EE"/>
           <w:sz w:val="18"/>
           <w:szCs w:val="18"/>
-          <w:rtl w:val="true"/>
         </w:rPr>
         <w:t xml:space="preserve">  </w:t>
       </w:r>
@@ -4101,28 +3931,8 @@
           <w:color w:val="22D3EE"/>
           <w:sz w:val="18"/>
           <w:szCs w:val="18"/>
-          <w:rtl w:val="true"/>
-        </w:rPr>
-        <w:t>-</w:t>
-      </w:r>
-      <w:r>
-        <w:rPr>
-          <w:rFonts w:eastAsia="Consolas" w:cs="Consolas" w:ascii="Consolas" w:hAnsi="Consolas"/>
-          <w:color w:val="22D3EE"/>
-          <w:sz w:val="18"/>
-          <w:szCs w:val="18"/>
-        </w:rPr>
-        <w:t>H "Content-Type: application/json</w:t>
-      </w:r>
-      <w:r>
-        <w:rPr>
-          <w:rFonts w:eastAsia="Consolas" w:cs="Consolas" w:ascii="Consolas" w:hAnsi="Consolas"/>
-          <w:color w:val="22D3EE"/>
-          <w:sz w:val="18"/>
-          <w:szCs w:val="18"/>
-          <w:rtl w:val="true"/>
-        </w:rPr>
-        <w:t>" \</w:t>
+        </w:rPr>
+        <w:t>-H "Content-Type: application/json" \</w:t>
       </w:r>
     </w:p>
     <w:p>
@@ -4133,8 +3943,10 @@
           <w:right w:val="single" w:sz="2" w:space="0" w:color="334155"/>
         </w:pBdr>
         <w:shd w:val="solid" w:color="0F172A"/>
+        <w:bidi w:val="0"/>
         <w:spacing w:before="0" w:after="0"/>
         <w:ind w:start="200" w:end="200"/>
+        <w:jc w:val="start"/>
         <w:rPr/>
       </w:pPr>
       <w:r>
@@ -4143,7 +3955,6 @@
           <w:color w:val="22D3EE"/>
           <w:sz w:val="18"/>
           <w:szCs w:val="18"/>
-          <w:rtl w:val="true"/>
         </w:rPr>
         <w:t xml:space="preserve">  </w:t>
       </w:r>
@@ -4153,28 +3964,8 @@
           <w:color w:val="22D3EE"/>
           <w:sz w:val="18"/>
           <w:szCs w:val="18"/>
-          <w:rtl w:val="true"/>
-        </w:rPr>
-        <w:t>-</w:t>
-      </w:r>
-      <w:r>
-        <w:rPr>
-          <w:rFonts w:eastAsia="Consolas" w:cs="Consolas" w:ascii="Consolas" w:hAnsi="Consolas"/>
-          <w:color w:val="22D3EE"/>
-          <w:sz w:val="18"/>
-          <w:szCs w:val="18"/>
-        </w:rPr>
-        <w:t>d</w:t>
-      </w:r>
-      <w:r>
-        <w:rPr>
-          <w:rFonts w:eastAsia="Consolas" w:cs="Consolas" w:ascii="Consolas" w:hAnsi="Consolas"/>
-          <w:color w:val="22D3EE"/>
-          <w:sz w:val="18"/>
-          <w:szCs w:val="18"/>
-          <w:rtl w:val="true"/>
-        </w:rPr>
-        <w:t xml:space="preserve"> '{</w:t>
+        </w:rPr>
+        <w:t>-d '{</w:t>
       </w:r>
     </w:p>
     <w:p>
@@ -4185,8 +3976,10 @@
           <w:right w:val="single" w:sz="2" w:space="0" w:color="334155"/>
         </w:pBdr>
         <w:shd w:val="solid" w:color="0F172A"/>
+        <w:bidi w:val="0"/>
         <w:spacing w:before="0" w:after="0"/>
         <w:ind w:start="200" w:end="200"/>
+        <w:jc w:val="start"/>
         <w:rPr/>
       </w:pPr>
       <w:r>
@@ -4195,7 +3988,6 @@
           <w:color w:val="22D3EE"/>
           <w:sz w:val="18"/>
           <w:szCs w:val="18"/>
-          <w:rtl w:val="true"/>
         </w:rPr>
         <w:t xml:space="preserve">    </w:t>
       </w:r>
@@ -4205,28 +3997,8 @@
           <w:color w:val="22D3EE"/>
           <w:sz w:val="18"/>
           <w:szCs w:val="18"/>
-          <w:rtl w:val="true"/>
-        </w:rPr>
-        <w:t>"</w:t>
-      </w:r>
-      <w:r>
-        <w:rPr>
-          <w:rFonts w:eastAsia="Consolas" w:cs="Consolas" w:ascii="Consolas" w:hAnsi="Consolas"/>
-          <w:color w:val="22D3EE"/>
-          <w:sz w:val="18"/>
-          <w:szCs w:val="18"/>
-        </w:rPr>
-        <w:t>grant_type": "authorization_code</w:t>
-      </w:r>
-      <w:r>
-        <w:rPr>
-          <w:rFonts w:eastAsia="Consolas" w:cs="Consolas" w:ascii="Consolas" w:hAnsi="Consolas"/>
-          <w:color w:val="22D3EE"/>
-          <w:sz w:val="18"/>
-          <w:szCs w:val="18"/>
-          <w:rtl w:val="true"/>
-        </w:rPr>
-        <w:t>",</w:t>
+        </w:rPr>
+        <w:t>"grant_type": "authorization_code",</w:t>
       </w:r>
     </w:p>
     <w:p>
@@ -4237,8 +4009,10 @@
           <w:right w:val="single" w:sz="2" w:space="0" w:color="334155"/>
         </w:pBdr>
         <w:shd w:val="solid" w:color="0F172A"/>
+        <w:bidi w:val="0"/>
         <w:spacing w:before="0" w:after="0"/>
         <w:ind w:start="200" w:end="200"/>
+        <w:jc w:val="start"/>
         <w:rPr/>
       </w:pPr>
       <w:r>
@@ -4247,7 +4021,6 @@
           <w:color w:val="22D3EE"/>
           <w:sz w:val="18"/>
           <w:szCs w:val="18"/>
-          <w:rtl w:val="true"/>
         </w:rPr>
         <w:t xml:space="preserve">    </w:t>
       </w:r>
@@ -4257,28 +4030,8 @@
           <w:color w:val="22D3EE"/>
           <w:sz w:val="18"/>
           <w:szCs w:val="18"/>
-          <w:rtl w:val="true"/>
-        </w:rPr>
-        <w:t>"</w:t>
-      </w:r>
-      <w:r>
-        <w:rPr>
-          <w:rFonts w:eastAsia="Consolas" w:cs="Consolas" w:ascii="Consolas" w:hAnsi="Consolas"/>
-          <w:color w:val="22D3EE"/>
-          <w:sz w:val="18"/>
-          <w:szCs w:val="18"/>
-        </w:rPr>
-        <w:t>client_id": "enterprise_fhir_client</w:t>
-      </w:r>
-      <w:r>
-        <w:rPr>
-          <w:rFonts w:eastAsia="Consolas" w:cs="Consolas" w:ascii="Consolas" w:hAnsi="Consolas"/>
-          <w:color w:val="22D3EE"/>
-          <w:sz w:val="18"/>
-          <w:szCs w:val="18"/>
-          <w:rtl w:val="true"/>
-        </w:rPr>
-        <w:t>",</w:t>
+        </w:rPr>
+        <w:t>"client_id": "enterprise_fhir_client",</w:t>
       </w:r>
     </w:p>
     <w:p>
@@ -4289,8 +4042,10 @@
           <w:right w:val="single" w:sz="2" w:space="0" w:color="334155"/>
         </w:pBdr>
         <w:shd w:val="solid" w:color="0F172A"/>
+        <w:bidi w:val="0"/>
         <w:spacing w:before="0" w:after="0"/>
         <w:ind w:start="200" w:end="200"/>
+        <w:jc w:val="start"/>
         <w:rPr/>
       </w:pPr>
       <w:r>
@@ -4299,7 +4054,6 @@
           <w:color w:val="22D3EE"/>
           <w:sz w:val="18"/>
           <w:szCs w:val="18"/>
-          <w:rtl w:val="true"/>
         </w:rPr>
         <w:t xml:space="preserve">    </w:t>
       </w:r>
@@ -4309,28 +4063,8 @@
           <w:color w:val="22D3EE"/>
           <w:sz w:val="18"/>
           <w:szCs w:val="18"/>
-          <w:rtl w:val="true"/>
-        </w:rPr>
-        <w:t>"</w:t>
-      </w:r>
-      <w:r>
-        <w:rPr>
-          <w:rFonts w:eastAsia="Consolas" w:cs="Consolas" w:ascii="Consolas" w:hAnsi="Consolas"/>
-          <w:color w:val="22D3EE"/>
-          <w:sz w:val="18"/>
-          <w:szCs w:val="18"/>
-        </w:rPr>
-        <w:t>client_secret": "YOUR_SECRET</w:t>
-      </w:r>
-      <w:r>
-        <w:rPr>
-          <w:rFonts w:eastAsia="Consolas" w:cs="Consolas" w:ascii="Consolas" w:hAnsi="Consolas"/>
-          <w:color w:val="22D3EE"/>
-          <w:sz w:val="18"/>
-          <w:szCs w:val="18"/>
-          <w:rtl w:val="true"/>
-        </w:rPr>
-        <w:t>",</w:t>
+        </w:rPr>
+        <w:t>"client_secret": "YOUR_SECRET",</w:t>
       </w:r>
     </w:p>
     <w:p>
@@ -4341,8 +4075,10 @@
           <w:right w:val="single" w:sz="2" w:space="0" w:color="334155"/>
         </w:pBdr>
         <w:shd w:val="solid" w:color="0F172A"/>
+        <w:bidi w:val="0"/>
         <w:spacing w:before="0" w:after="0"/>
         <w:ind w:start="200" w:end="200"/>
+        <w:jc w:val="start"/>
         <w:rPr/>
       </w:pPr>
       <w:r>
@@ -4351,7 +4087,6 @@
           <w:color w:val="22D3EE"/>
           <w:sz w:val="18"/>
           <w:szCs w:val="18"/>
-          <w:rtl w:val="true"/>
         </w:rPr>
         <w:t xml:space="preserve">    </w:t>
       </w:r>
@@ -4361,28 +4096,8 @@
           <w:color w:val="22D3EE"/>
           <w:sz w:val="18"/>
           <w:szCs w:val="18"/>
-          <w:rtl w:val="true"/>
-        </w:rPr>
-        <w:t>"</w:t>
-      </w:r>
-      <w:r>
-        <w:rPr>
-          <w:rFonts w:eastAsia="Consolas" w:cs="Consolas" w:ascii="Consolas" w:hAnsi="Consolas"/>
-          <w:color w:val="22D3EE"/>
-          <w:sz w:val="18"/>
-          <w:szCs w:val="18"/>
-        </w:rPr>
-        <w:t>code": "AUTH_CODE_HERE</w:t>
-      </w:r>
-      <w:r>
-        <w:rPr>
-          <w:rFonts w:eastAsia="Consolas" w:cs="Consolas" w:ascii="Consolas" w:hAnsi="Consolas"/>
-          <w:color w:val="22D3EE"/>
-          <w:sz w:val="18"/>
-          <w:szCs w:val="18"/>
-          <w:rtl w:val="true"/>
-        </w:rPr>
-        <w:t>"</w:t>
+        </w:rPr>
+        <w:t>"code": "AUTH_CODE_HERE"</w:t>
       </w:r>
     </w:p>
     <w:p>
@@ -4394,8 +4109,10 @@
           <w:right w:val="single" w:sz="2" w:space="0" w:color="334155"/>
         </w:pBdr>
         <w:shd w:val="solid" w:color="0F172A"/>
+        <w:bidi w:val="0"/>
         <w:spacing w:before="0" w:after="0"/>
         <w:ind w:start="200" w:end="200"/>
+        <w:jc w:val="start"/>
         <w:rPr/>
       </w:pPr>
       <w:r>
@@ -4404,7 +4121,6 @@
           <w:color w:val="22D3EE"/>
           <w:sz w:val="18"/>
           <w:szCs w:val="18"/>
-          <w:rtl w:val="true"/>
         </w:rPr>
         <w:t xml:space="preserve">  </w:t>
       </w:r>
@@ -4414,7 +4130,6 @@
           <w:color w:val="22D3EE"/>
           <w:sz w:val="18"/>
           <w:szCs w:val="18"/>
-          <w:rtl w:val="true"/>
         </w:rPr>
         <w:t>}'</w:t>
       </w:r>
